--- a/Адміністрування обчислювальних комплексів Зроблені ЛР/Лабораторна робота 8 - Матакова А.В. - 409а - Адміністрування обчислювальних комплексів.docx
+++ b/Адміністрування обчислювальних комплексів Зроблені ЛР/Лабораторна робота 8 - Матакова А.В. - 409а - Адміністрування обчислювальних комплексів.docx
@@ -1115,25 +1115,14 @@
       <w:r>
         <w:rPr>
           <w:iCs/>
-          <w:color w:val="FF0000"/>
-          <w:sz w:val="28"/>
-          <w:szCs w:val="28"/>
-        </w:rPr>
-        <w:t xml:space="preserve">Набути навички роботи </w:t>
+          <w:sz w:val="28"/>
+          <w:szCs w:val="28"/>
+        </w:rPr>
+        <w:t>Набути практичних навичок роботи з технологією контейнеризації Docker</w:t>
       </w:r>
       <w:r>
         <w:rPr>
           <w:iCs/>
-          <w:color w:val="FF0000"/>
-          <w:sz w:val="28"/>
-          <w:szCs w:val="28"/>
-        </w:rPr>
-        <w:t>з інструментом для тестування Selenium Webdriver API</w:t>
-      </w:r>
-      <w:r>
-        <w:rPr>
-          <w:iCs/>
-          <w:color w:val="FF0000"/>
           <w:sz w:val="28"/>
           <w:szCs w:val="28"/>
         </w:rPr>
@@ -1686,16 +1675,136 @@
         <w:rPr>
           <w:sz w:val="28"/>
           <w:szCs w:val="28"/>
+          <w:lang w:val="ru-RU"/>
+        </w:rPr>
+      </w:pPr>
+      <w:r>
+        <w:rPr>
+          <w:sz w:val="28"/>
+          <w:szCs w:val="28"/>
           <w:lang w:val="en-US"/>
         </w:rPr>
-      </w:pPr>
+        <w:t>sudo</w:t>
+      </w:r>
+      <w:r>
+        <w:rPr>
+          <w:sz w:val="28"/>
+          <w:szCs w:val="28"/>
+          <w:lang w:val="ru-RU"/>
+        </w:rPr>
+        <w:t xml:space="preserve"> </w:t>
+      </w:r>
       <w:r>
         <w:rPr>
           <w:sz w:val="28"/>
           <w:szCs w:val="28"/>
           <w:lang w:val="en-US"/>
         </w:rPr>
-        <w:t>sudo dpkg -i ./containerd.io_&lt;version&gt;_&lt;arch&gt;.deb \</w:t>
+        <w:t>dpkg</w:t>
+      </w:r>
+      <w:r>
+        <w:rPr>
+          <w:sz w:val="28"/>
+          <w:szCs w:val="28"/>
+          <w:lang w:val="ru-RU"/>
+        </w:rPr>
+        <w:t xml:space="preserve"> -</w:t>
+      </w:r>
+      <w:r>
+        <w:rPr>
+          <w:sz w:val="28"/>
+          <w:szCs w:val="28"/>
+          <w:lang w:val="en-US"/>
+        </w:rPr>
+        <w:t>i</w:t>
+      </w:r>
+      <w:r>
+        <w:rPr>
+          <w:sz w:val="28"/>
+          <w:szCs w:val="28"/>
+          <w:lang w:val="ru-RU"/>
+        </w:rPr>
+        <w:t xml:space="preserve"> ./</w:t>
+      </w:r>
+      <w:r>
+        <w:rPr>
+          <w:sz w:val="28"/>
+          <w:szCs w:val="28"/>
+          <w:lang w:val="en-US"/>
+        </w:rPr>
+        <w:t>containerd</w:t>
+      </w:r>
+      <w:r>
+        <w:rPr>
+          <w:sz w:val="28"/>
+          <w:szCs w:val="28"/>
+          <w:lang w:val="ru-RU"/>
+        </w:rPr>
+        <w:t>.</w:t>
+      </w:r>
+      <w:r>
+        <w:rPr>
+          <w:sz w:val="28"/>
+          <w:szCs w:val="28"/>
+          <w:lang w:val="en-US"/>
+        </w:rPr>
+        <w:t>io</w:t>
+      </w:r>
+      <w:r>
+        <w:rPr>
+          <w:sz w:val="28"/>
+          <w:szCs w:val="28"/>
+          <w:lang w:val="ru-RU"/>
+        </w:rPr>
+        <w:t>_&lt;</w:t>
+      </w:r>
+      <w:r>
+        <w:rPr>
+          <w:sz w:val="28"/>
+          <w:szCs w:val="28"/>
+          <w:lang w:val="en-US"/>
+        </w:rPr>
+        <w:t>version</w:t>
+      </w:r>
+      <w:r>
+        <w:rPr>
+          <w:sz w:val="28"/>
+          <w:szCs w:val="28"/>
+          <w:lang w:val="ru-RU"/>
+        </w:rPr>
+        <w:t>&gt;_&lt;</w:t>
+      </w:r>
+      <w:r>
+        <w:rPr>
+          <w:sz w:val="28"/>
+          <w:szCs w:val="28"/>
+          <w:lang w:val="en-US"/>
+        </w:rPr>
+        <w:t>arch</w:t>
+      </w:r>
+      <w:r>
+        <w:rPr>
+          <w:sz w:val="28"/>
+          <w:szCs w:val="28"/>
+          <w:lang w:val="ru-RU"/>
+        </w:rPr>
+        <w:t>&gt;.</w:t>
+      </w:r>
+      <w:r>
+        <w:rPr>
+          <w:sz w:val="28"/>
+          <w:szCs w:val="28"/>
+          <w:lang w:val="en-US"/>
+        </w:rPr>
+        <w:t>deb</w:t>
+      </w:r>
+      <w:r>
+        <w:rPr>
+          <w:sz w:val="28"/>
+          <w:szCs w:val="28"/>
+          <w:lang w:val="ru-RU"/>
+        </w:rPr>
+        <w:t xml:space="preserve"> \</w:t>
       </w:r>
     </w:p>
     <w:p>
@@ -1717,9 +1826,17 @@
         <w:rPr>
           <w:sz w:val="28"/>
           <w:szCs w:val="28"/>
+          <w:lang w:val="ru-RU"/>
+        </w:rPr>
+        <w:t xml:space="preserve">  </w:t>
+      </w:r>
+      <w:r>
+        <w:rPr>
+          <w:sz w:val="28"/>
+          <w:szCs w:val="28"/>
           <w:lang w:val="en-US"/>
         </w:rPr>
-        <w:t xml:space="preserve">  ./docker-ce_&lt;version&gt;_&lt;arch&gt;.deb \</w:t>
+        <w:t>./docker-ce_&lt;version&gt;_&lt;arch&gt;.deb \</w:t>
       </w:r>
     </w:p>
     <w:p>
@@ -1798,8 +1915,8 @@
       <w:pPr>
         <w:suppressAutoHyphens w:val="0"/>
         <w:spacing w:line="360" w:lineRule="auto"/>
-        <w:ind w:leftChars="0" w:left="0" w:firstLineChars="0" w:firstLine="709"/>
-        <w:jc w:val="both"/>
+        <w:ind w:leftChars="0" w:left="0" w:firstLineChars="0" w:firstLine="0"/>
+        <w:jc w:val="center"/>
         <w:textDirection w:val="lrTb"/>
         <w:textAlignment w:val="auto"/>
         <w:outlineLvl w:val="9"/>
@@ -1811,15 +1928,16 @@
       </w:pPr>
       <w:r>
         <w:rPr>
-          <w:sz w:val="28"/>
-          <w:szCs w:val="28"/>
-          <w:lang w:val="en-US"/>
+          <w:noProof/>
+          <w:sz w:val="28"/>
+          <w:szCs w:val="28"/>
+          <w:lang w:val="ru-RU"/>
         </w:rPr>
         <w:lastRenderedPageBreak/>
         <w:drawing>
-          <wp:inline distT="0" distB="0" distL="0" distR="0" wp14:anchorId="7C5102E3" wp14:editId="207F0A7E">
-            <wp:extent cx="6299835" cy="2614930"/>
-            <wp:effectExtent l="0" t="0" r="5715" b="0"/>
+          <wp:inline distT="0" distB="0" distL="0" distR="0" wp14:anchorId="7C5102E3" wp14:editId="699206D0">
+            <wp:extent cx="7360023" cy="3054992"/>
+            <wp:effectExtent l="0" t="0" r="0" b="0"/>
             <wp:docPr id="3" name="Рисунок 3"/>
             <wp:cNvGraphicFramePr>
               <a:graphicFrameLocks xmlns:a="http://schemas.openxmlformats.org/drawingml/2006/main" noChangeAspect="1"/>
@@ -1840,7 +1958,7 @@
                   <pic:spPr>
                     <a:xfrm>
                       <a:off x="0" y="0"/>
-                      <a:ext cx="6299835" cy="2614930"/>
+                      <a:ext cx="7392270" cy="3068377"/>
                     </a:xfrm>
                     <a:prstGeom prst="rect">
                       <a:avLst/>
@@ -1857,8 +1975,8 @@
       <w:pPr>
         <w:suppressAutoHyphens w:val="0"/>
         <w:spacing w:line="360" w:lineRule="auto"/>
-        <w:ind w:leftChars="0" w:left="0" w:firstLineChars="0" w:firstLine="709"/>
-        <w:jc w:val="both"/>
+        <w:ind w:leftChars="0" w:left="0" w:firstLineChars="0" w:firstLine="0"/>
+        <w:jc w:val="center"/>
         <w:textDirection w:val="lrTb"/>
         <w:textAlignment w:val="auto"/>
         <w:outlineLvl w:val="9"/>
@@ -1870,6 +1988,7 @@
       </w:pPr>
       <w:r>
         <w:rPr>
+          <w:noProof/>
           <w:sz w:val="28"/>
           <w:szCs w:val="28"/>
           <w:lang w:val="ru-RU"/>
@@ -1927,14 +2046,16 @@
       </w:pPr>
       <w:r>
         <w:rPr>
-          <w:sz w:val="28"/>
-          <w:szCs w:val="28"/>
+          <w:noProof/>
+          <w:sz w:val="28"/>
+          <w:szCs w:val="28"/>
+          <w:lang w:val="ru-RU"/>
         </w:rPr>
         <w:lastRenderedPageBreak/>
         <w:drawing>
-          <wp:inline distT="0" distB="0" distL="0" distR="0" wp14:anchorId="21AA4856" wp14:editId="3A7F1CF0">
-            <wp:extent cx="6299835" cy="3278505"/>
-            <wp:effectExtent l="0" t="0" r="5715" b="0"/>
+          <wp:inline distT="0" distB="0" distL="0" distR="0" wp14:anchorId="21AA4856" wp14:editId="56DBFEFE">
+            <wp:extent cx="8165217" cy="4249271"/>
+            <wp:effectExtent l="0" t="0" r="7620" b="0"/>
             <wp:docPr id="1" name="Рисунок 1"/>
             <wp:cNvGraphicFramePr>
               <a:graphicFrameLocks xmlns:a="http://schemas.openxmlformats.org/drawingml/2006/main" noChangeAspect="1"/>
@@ -1955,7 +2076,7 @@
                   <pic:spPr>
                     <a:xfrm>
                       <a:off x="0" y="0"/>
-                      <a:ext cx="6299835" cy="3278505"/>
+                      <a:ext cx="8194899" cy="4264718"/>
                     </a:xfrm>
                     <a:prstGeom prst="rect">
                       <a:avLst/>
@@ -1984,13 +2105,15 @@
       </w:pPr>
       <w:r>
         <w:rPr>
-          <w:sz w:val="28"/>
-          <w:szCs w:val="28"/>
+          <w:noProof/>
+          <w:sz w:val="28"/>
+          <w:szCs w:val="28"/>
+          <w:lang w:val="ru-RU"/>
         </w:rPr>
         <w:drawing>
-          <wp:inline distT="0" distB="0" distL="0" distR="0" wp14:anchorId="36EB7D28" wp14:editId="71872751">
-            <wp:extent cx="6299835" cy="3002280"/>
-            <wp:effectExtent l="0" t="0" r="5715" b="7620"/>
+          <wp:inline distT="0" distB="0" distL="0" distR="0" wp14:anchorId="36EB7D28" wp14:editId="6DBEAA12">
+            <wp:extent cx="8086891" cy="3853928"/>
+            <wp:effectExtent l="0" t="0" r="0" b="0"/>
             <wp:docPr id="4" name="Рисунок 4"/>
             <wp:cNvGraphicFramePr>
               <a:graphicFrameLocks xmlns:a="http://schemas.openxmlformats.org/drawingml/2006/main" noChangeAspect="1"/>
@@ -2011,7 +2134,7 @@
                   <pic:spPr>
                     <a:xfrm>
                       <a:off x="0" y="0"/>
-                      <a:ext cx="6299835" cy="3002280"/>
+                      <a:ext cx="8101628" cy="3860951"/>
                     </a:xfrm>
                     <a:prstGeom prst="rect">
                       <a:avLst/>
@@ -2040,9 +2163,12 @@
       </w:pPr>
       <w:r>
         <w:rPr>
-          <w:sz w:val="28"/>
-          <w:szCs w:val="28"/>
-        </w:rPr>
+          <w:noProof/>
+          <w:sz w:val="28"/>
+          <w:szCs w:val="28"/>
+          <w:lang w:val="ru-RU"/>
+        </w:rPr>
+        <w:lastRenderedPageBreak/>
         <w:drawing>
           <wp:inline distT="0" distB="0" distL="0" distR="0" wp14:anchorId="2EEEEAE5" wp14:editId="3FE224D9">
             <wp:extent cx="6299835" cy="2240280"/>
@@ -2096,14 +2222,15 @@
       </w:pPr>
       <w:r>
         <w:rPr>
-          <w:sz w:val="28"/>
-          <w:szCs w:val="28"/>
-        </w:rPr>
-        <w:lastRenderedPageBreak/>
+          <w:noProof/>
+          <w:sz w:val="28"/>
+          <w:szCs w:val="28"/>
+          <w:lang w:val="ru-RU"/>
+        </w:rPr>
         <w:drawing>
-          <wp:inline distT="0" distB="0" distL="0" distR="0" wp14:anchorId="6DBE714D" wp14:editId="6D6403C3">
-            <wp:extent cx="6299835" cy="3310255"/>
-            <wp:effectExtent l="0" t="0" r="5715" b="4445"/>
+          <wp:inline distT="0" distB="0" distL="0" distR="0" wp14:anchorId="6DBE714D" wp14:editId="6C5D5151">
+            <wp:extent cx="7801200" cy="4099149"/>
+            <wp:effectExtent l="0" t="0" r="0" b="0"/>
             <wp:docPr id="6" name="Рисунок 6"/>
             <wp:cNvGraphicFramePr>
               <a:graphicFrameLocks xmlns:a="http://schemas.openxmlformats.org/drawingml/2006/main" noChangeAspect="1"/>
@@ -2124,7 +2251,7 @@
                   <pic:spPr>
                     <a:xfrm>
                       <a:off x="0" y="0"/>
-                      <a:ext cx="6299835" cy="3310255"/>
+                      <a:ext cx="7816414" cy="4107143"/>
                     </a:xfrm>
                     <a:prstGeom prst="rect">
                       <a:avLst/>
@@ -2153,9 +2280,12 @@
       </w:pPr>
       <w:r>
         <w:rPr>
-          <w:sz w:val="28"/>
-          <w:szCs w:val="28"/>
-        </w:rPr>
+          <w:noProof/>
+          <w:sz w:val="28"/>
+          <w:szCs w:val="28"/>
+          <w:lang w:val="ru-RU"/>
+        </w:rPr>
+        <w:lastRenderedPageBreak/>
         <w:drawing>
           <wp:inline distT="0" distB="0" distL="0" distR="0" wp14:anchorId="198C9675" wp14:editId="37BA4B5D">
             <wp:extent cx="6299835" cy="2724785"/>
@@ -2209,10 +2339,11 @@
       </w:pPr>
       <w:r>
         <w:rPr>
-          <w:sz w:val="28"/>
-          <w:szCs w:val="28"/>
-        </w:rPr>
-        <w:lastRenderedPageBreak/>
+          <w:noProof/>
+          <w:sz w:val="28"/>
+          <w:szCs w:val="28"/>
+          <w:lang w:val="ru-RU"/>
+        </w:rPr>
         <w:drawing>
           <wp:inline distT="0" distB="0" distL="0" distR="0" wp14:anchorId="6A002D7D" wp14:editId="765A2CA3">
             <wp:extent cx="6299835" cy="5069840"/>
@@ -2266,9 +2397,12 @@
       </w:pPr>
       <w:r>
         <w:rPr>
-          <w:sz w:val="28"/>
-          <w:szCs w:val="28"/>
-        </w:rPr>
+          <w:noProof/>
+          <w:sz w:val="28"/>
+          <w:szCs w:val="28"/>
+          <w:lang w:val="ru-RU"/>
+        </w:rPr>
+        <w:lastRenderedPageBreak/>
         <w:drawing>
           <wp:inline distT="0" distB="0" distL="0" distR="0" wp14:anchorId="0D864851" wp14:editId="1ADE6BA5">
             <wp:extent cx="6299835" cy="2720340"/>
@@ -2305,8 +2439,6 @@
           </wp:inline>
         </w:drawing>
       </w:r>
-      <w:bookmarkStart w:id="0" w:name="_GoBack"/>
-      <w:bookmarkEnd w:id="0"/>
     </w:p>
     <w:p>
       <w:pPr>
@@ -2430,7 +2562,6 @@
           <w:sz w:val="28"/>
           <w:szCs w:val="28"/>
         </w:rPr>
-        <w:lastRenderedPageBreak/>
         <w:t>Чим відрізняється контейнер Docker від віртуальних середовищ VirtualBox, Hyper-V тощо?</w:t>
       </w:r>
     </w:p>
@@ -2677,6 +2808,7 @@
           <w:sz w:val="28"/>
           <w:szCs w:val="28"/>
         </w:rPr>
+        <w:lastRenderedPageBreak/>
         <w:t>Яким чином можна переглянути перелік працюючих контейнерів Docker?</w:t>
       </w:r>
     </w:p>
@@ -2734,14 +2866,14 @@
           <w:sz w:val="28"/>
           <w:szCs w:val="28"/>
         </w:rPr>
-        <w:t>Під час виконання лабораторної роботи №</w:t>
-      </w:r>
-      <w:r>
-        <w:rPr>
-          <w:sz w:val="28"/>
-          <w:szCs w:val="28"/>
-        </w:rPr>
-        <w:t>8</w:t>
+        <w:t xml:space="preserve">Під час виконання лабораторної роботи №8 набуто практичних навичок роботи з технологією контейнеризації Docker. На віртуальне середовище з дистрибутивом на базі ядра Linux встановлено Docker через попередньо завантажені .deb-пакети, створено та запущено контейнер з вебсервером nginx, відредаговано вміст вебсторінки безпосередньо всередині контейнера та продемонстровано доступ до неї як локально, так і з інших пристроїв локальної мережі за IP-адресою хост-машини. Також продемонстровано повний цикл керування контейнером </w:t>
+      </w:r>
+      <w:r>
+        <w:rPr>
+          <w:sz w:val="28"/>
+          <w:szCs w:val="28"/>
+        </w:rPr>
+        <w:t>–</w:t>
       </w:r>
       <w:r>
         <w:rPr>
@@ -2750,48 +2882,14 @@
         </w:rPr>
         <w:t xml:space="preserve"> </w:t>
       </w:r>
-      <w:r>
-        <w:rPr>
-          <w:sz w:val="28"/>
-          <w:szCs w:val="28"/>
-        </w:rPr>
-        <w:t>набуто</w:t>
-      </w:r>
-      <w:r>
-        <w:rPr>
-          <w:sz w:val="28"/>
-          <w:szCs w:val="28"/>
-        </w:rPr>
-        <w:t xml:space="preserve"> навички роботи </w:t>
-      </w:r>
-      <w:r>
-        <w:rPr>
-          <w:color w:val="FF0000"/>
-          <w:sz w:val="28"/>
-          <w:szCs w:val="28"/>
-        </w:rPr>
-        <w:t>з інструментом для тестування Selenium Webdriver API</w:t>
-      </w:r>
-      <w:r>
-        <w:rPr>
-          <w:sz w:val="28"/>
-          <w:szCs w:val="28"/>
-        </w:rPr>
-        <w:t>.</w:t>
-      </w:r>
-      <w:r>
-        <w:rPr>
-          <w:sz w:val="28"/>
-          <w:szCs w:val="28"/>
-        </w:rPr>
-        <w:t xml:space="preserve"> </w:t>
-      </w:r>
-      <w:r>
-        <w:rPr>
-          <w:sz w:val="28"/>
-          <w:szCs w:val="28"/>
-        </w:rPr>
-        <w:t>Завдяки використанню набутих навичок виконано завдання з лабораторної роботи. Звіт оформлено згідно ДСТУ.</w:t>
+      <w:bookmarkStart w:id="0" w:name="_GoBack"/>
+      <w:bookmarkEnd w:id="0"/>
+      <w:r>
+        <w:rPr>
+          <w:sz w:val="28"/>
+          <w:szCs w:val="28"/>
+        </w:rPr>
+        <w:t>його зупинку та повторний запуск, із підтвердженням відповідної зміни доступності вебсайту. Звіт оформлено згідно з чинними вимогами ДСТУ.</w:t>
       </w:r>
     </w:p>
     <w:sectPr>
@@ -8735,7 +8833,7 @@
 </file>
 
 <file path=customXml/itemProps2.xml><?xml version="1.0" encoding="utf-8"?>
-<ds:datastoreItem xmlns:ds="http://schemas.openxmlformats.org/officeDocument/2006/customXml" ds:itemID="{A94D6931-9013-4252-85B7-4E1B22FAC80E}">
+<ds:datastoreItem xmlns:ds="http://schemas.openxmlformats.org/officeDocument/2006/customXml" ds:itemID="{27DD943C-8041-474A-949F-8B4ED3D152F5}">
   <ds:schemaRefs>
     <ds:schemaRef ds:uri="http://schemas.openxmlformats.org/officeDocument/2006/bibliography"/>
   </ds:schemaRefs>

--- a/Адміністрування обчислювальних комплексів Зроблені ЛР/Лабораторна робота 8 - Матакова А.В. - 409а - Адміністрування обчислювальних комплексів.docx
+++ b/Адміністрування обчислювальних комплексів Зроблені ЛР/Лабораторна робота 8 - Матакова А.В. - 409а - Адміністрування обчислювальних комплексів.docx
@@ -1549,6 +1549,31 @@
     </w:p>
     <w:p>
       <w:pPr>
+        <w:suppressAutoHyphens w:val="0"/>
+        <w:spacing w:line="240" w:lineRule="auto"/>
+        <w:ind w:leftChars="0" w:left="0" w:firstLineChars="0" w:firstLine="0"/>
+        <w:textDirection w:val="lrTb"/>
+        <w:textAlignment w:val="auto"/>
+        <w:outlineLvl w:val="9"/>
+        <w:rPr>
+          <w:bCs/>
+          <w:iCs/>
+          <w:sz w:val="28"/>
+          <w:szCs w:val="28"/>
+        </w:rPr>
+      </w:pPr>
+      <w:r>
+        <w:rPr>
+          <w:bCs/>
+          <w:iCs/>
+          <w:sz w:val="28"/>
+          <w:szCs w:val="28"/>
+        </w:rPr>
+        <w:br w:type="page"/>
+      </w:r>
+    </w:p>
+    <w:p>
+      <w:pPr>
         <w:spacing w:line="360" w:lineRule="auto"/>
         <w:ind w:leftChars="0" w:left="3" w:hanging="3"/>
         <w:jc w:val="center"/>
@@ -1567,6 +1592,7 @@
           <w:sz w:val="28"/>
           <w:szCs w:val="28"/>
         </w:rPr>
+        <w:lastRenderedPageBreak/>
         <w:t>Хід роботи</w:t>
       </w:r>
     </w:p>
@@ -1589,7 +1615,118 @@
           <w:sz w:val="28"/>
           <w:szCs w:val="28"/>
         </w:rPr>
-        <w:t>У першій лабораторній роботі обрано програмний продукт, а саме застосунок Flo, який використовується для менеджменту репродуктивного здоров’я людей жіночої статі. Посилання на сайт: https://flo.health/uk.</w:t>
+        <w:t xml:space="preserve">Для виконання роботи використано раніше створене віртуальне середовище LRLinux з дистрибутивом на базі ядра Linux (Ubuntu 25.04). </w:t>
+      </w:r>
+      <w:r>
+        <w:rPr>
+          <w:sz w:val="28"/>
+          <w:szCs w:val="28"/>
+        </w:rPr>
+        <w:t>П</w:t>
+      </w:r>
+      <w:r>
+        <w:rPr>
+          <w:sz w:val="28"/>
+          <w:szCs w:val="28"/>
+        </w:rPr>
+        <w:t>акети Docker завантажено вручну через браузер і збережено в теку Downloads. Завантажено весь необхідний набір .deb-файлів: containerd.io, docker-ce, docker-ce-cli, docker-buildx-plugin та docker-compose-plugin.</w:t>
+      </w:r>
+    </w:p>
+    <w:p>
+      <w:pPr>
+        <w:suppressAutoHyphens w:val="0"/>
+        <w:spacing w:line="360" w:lineRule="auto"/>
+        <w:ind w:leftChars="0" w:left="0" w:firstLineChars="0" w:firstLine="0"/>
+        <w:jc w:val="center"/>
+        <w:textDirection w:val="lrTb"/>
+        <w:textAlignment w:val="auto"/>
+        <w:outlineLvl w:val="9"/>
+        <w:rPr>
+          <w:sz w:val="28"/>
+          <w:szCs w:val="28"/>
+          <w:lang w:val="en-US"/>
+        </w:rPr>
+      </w:pPr>
+      <w:r>
+        <w:rPr>
+          <w:noProof/>
+          <w:sz w:val="28"/>
+          <w:szCs w:val="28"/>
+          <w:lang w:val="ru-RU"/>
+        </w:rPr>
+        <w:drawing>
+          <wp:inline distT="0" distB="0" distL="0" distR="0" wp14:anchorId="7C5102E3" wp14:editId="764EEF62">
+            <wp:extent cx="6185647" cy="2567533"/>
+            <wp:effectExtent l="0" t="0" r="5715" b="4445"/>
+            <wp:docPr id="3" name="Рисунок 3"/>
+            <wp:cNvGraphicFramePr>
+              <a:graphicFrameLocks xmlns:a="http://schemas.openxmlformats.org/drawingml/2006/main" noChangeAspect="1"/>
+            </wp:cNvGraphicFramePr>
+            <a:graphic xmlns:a="http://schemas.openxmlformats.org/drawingml/2006/main">
+              <a:graphicData uri="http://schemas.openxmlformats.org/drawingml/2006/picture">
+                <pic:pic xmlns:pic="http://schemas.openxmlformats.org/drawingml/2006/picture">
+                  <pic:nvPicPr>
+                    <pic:cNvPr id="1" name=""/>
+                    <pic:cNvPicPr/>
+                  </pic:nvPicPr>
+                  <pic:blipFill>
+                    <a:blip r:embed="rId9"/>
+                    <a:stretch>
+                      <a:fillRect/>
+                    </a:stretch>
+                  </pic:blipFill>
+                  <pic:spPr>
+                    <a:xfrm>
+                      <a:off x="0" y="0"/>
+                      <a:ext cx="6264253" cy="2600161"/>
+                    </a:xfrm>
+                    <a:prstGeom prst="rect">
+                      <a:avLst/>
+                    </a:prstGeom>
+                  </pic:spPr>
+                </pic:pic>
+              </a:graphicData>
+            </a:graphic>
+          </wp:inline>
+        </w:drawing>
+      </w:r>
+    </w:p>
+    <w:p>
+      <w:pPr>
+        <w:suppressAutoHyphens w:val="0"/>
+        <w:spacing w:line="360" w:lineRule="auto"/>
+        <w:ind w:leftChars="0" w:left="0" w:firstLineChars="0" w:firstLine="0"/>
+        <w:jc w:val="center"/>
+        <w:textDirection w:val="lrTb"/>
+        <w:textAlignment w:val="auto"/>
+        <w:outlineLvl w:val="9"/>
+        <w:rPr>
+          <w:sz w:val="28"/>
+          <w:szCs w:val="28"/>
+          <w:lang w:val="en-US"/>
+        </w:rPr>
+      </w:pPr>
+      <w:r>
+        <w:rPr>
+          <w:sz w:val="28"/>
+          <w:szCs w:val="28"/>
+        </w:rPr>
+        <w:t>Рисунок 1 –</w:t>
+      </w:r>
+      <w:r>
+        <w:rPr>
+          <w:sz w:val="28"/>
+          <w:szCs w:val="28"/>
+        </w:rPr>
+        <w:t xml:space="preserve"> </w:t>
+      </w:r>
+      <w:r>
+        <w:rPr>
+          <w:sz w:val="28"/>
+          <w:szCs w:val="28"/>
+          <w:lang w:val="en-US"/>
+        </w:rPr>
+        <w:t>Завантаження .deb-пакетів Docker</w:t>
       </w:r>
     </w:p>
     <w:p>
@@ -1611,8 +1748,9 @@
         <w:rPr>
           <w:sz w:val="28"/>
           <w:szCs w:val="28"/>
-        </w:rPr>
-        <w:t xml:space="preserve">Посилання на код </w:t>
+          <w:lang w:val="ru-RU"/>
+        </w:rPr>
+        <w:t xml:space="preserve">Встановлення виконано командою </w:t>
       </w:r>
       <w:r>
         <w:rPr>
@@ -1620,7 +1758,7 @@
           <w:szCs w:val="28"/>
           <w:lang w:val="en-US"/>
         </w:rPr>
-        <w:t>GitHub</w:t>
+        <w:t>sudo</w:t>
       </w:r>
       <w:r>
         <w:rPr>
@@ -1628,31 +1766,15 @@
           <w:szCs w:val="28"/>
           <w:lang w:val="ru-RU"/>
         </w:rPr>
-        <w:t>:</w:t>
-      </w:r>
-      <w:r>
-        <w:rPr>
-          <w:sz w:val="28"/>
-          <w:szCs w:val="28"/>
-        </w:rPr>
         <w:t xml:space="preserve"> </w:t>
       </w:r>
-      <w:hyperlink r:id="rId9" w:history="1">
-        <w:r>
-          <w:rPr>
-            <w:rStyle w:val="af"/>
-            <w:sz w:val="28"/>
-            <w:szCs w:val="28"/>
-          </w:rPr>
-          <w:t>https://github.com/Asya05Tree/Lr7FloAutoTests</w:t>
-        </w:r>
-      </w:hyperlink>
-      <w:r>
-        <w:rPr>
-          <w:sz w:val="28"/>
-          <w:szCs w:val="28"/>
-        </w:rPr>
-        <w:t>.</w:t>
+      <w:r>
+        <w:rPr>
+          <w:sz w:val="28"/>
+          <w:szCs w:val="28"/>
+          <w:lang w:val="en-US"/>
+        </w:rPr>
+        <w:t>dpkg</w:t>
       </w:r>
       <w:r>
         <w:rPr>
@@ -1660,24 +1782,24 @@
           <w:szCs w:val="28"/>
           <w:lang w:val="ru-RU"/>
         </w:rPr>
-        <w:t xml:space="preserve"> Було скачано многа многа файликов и потом команды </w:t>
-      </w:r>
-    </w:p>
-    <w:p>
-      <w:pPr>
-        <w:suppressAutoHyphens w:val="0"/>
-        <w:spacing w:line="360" w:lineRule="auto"/>
-        <w:ind w:leftChars="0" w:firstLineChars="0" w:firstLine="709"/>
-        <w:jc w:val="both"/>
-        <w:textDirection w:val="lrTb"/>
-        <w:textAlignment w:val="auto"/>
-        <w:outlineLvl w:val="9"/>
+        <w:t xml:space="preserve"> -</w:t>
+      </w:r>
+      <w:r>
+        <w:rPr>
+          <w:sz w:val="28"/>
+          <w:szCs w:val="28"/>
+          <w:lang w:val="en-US"/>
+        </w:rPr>
+        <w:t>i</w:t>
+      </w:r>
+      <w:r>
         <w:rPr>
           <w:sz w:val="28"/>
           <w:szCs w:val="28"/>
           <w:lang w:val="ru-RU"/>
         </w:rPr>
-      </w:pPr>
+        <w:t xml:space="preserve"> з переліком усіх завантажених пакетів одночасно. Перша спроба завершилась помилкою автентифікації (</w:t>
+      </w:r>
       <w:r>
         <w:rPr>
           <w:sz w:val="28"/>
@@ -1692,6 +1814,22 @@
           <w:szCs w:val="28"/>
           <w:lang w:val="ru-RU"/>
         </w:rPr>
+        <w:t xml:space="preserve">: </w:t>
+      </w:r>
+      <w:r>
+        <w:rPr>
+          <w:sz w:val="28"/>
+          <w:szCs w:val="28"/>
+          <w:lang w:val="en-US"/>
+        </w:rPr>
+        <w:t>authentication</w:t>
+      </w:r>
+      <w:r>
+        <w:rPr>
+          <w:sz w:val="28"/>
+          <w:szCs w:val="28"/>
+          <w:lang w:val="ru-RU"/>
+        </w:rPr>
         <w:t xml:space="preserve"> </w:t>
       </w:r>
       <w:r>
@@ -1700,7 +1838,7 @@
           <w:szCs w:val="28"/>
           <w:lang w:val="en-US"/>
         </w:rPr>
-        <w:t>dpkg</w:t>
+        <w:t>failed</w:t>
       </w:r>
       <w:r>
         <w:rPr>
@@ -1708,7 +1846,7 @@
           <w:szCs w:val="28"/>
           <w:lang w:val="ru-RU"/>
         </w:rPr>
-        <w:t xml:space="preserve"> -</w:t>
+        <w:t xml:space="preserve">, </w:t>
       </w:r>
       <w:r>
         <w:rPr>
@@ -1716,7 +1854,7 @@
           <w:szCs w:val="28"/>
           <w:lang w:val="en-US"/>
         </w:rPr>
-        <w:t>i</w:t>
+        <w:t>try</w:t>
       </w:r>
       <w:r>
         <w:rPr>
@@ -1724,7 +1862,7 @@
           <w:szCs w:val="28"/>
           <w:lang w:val="ru-RU"/>
         </w:rPr>
-        <w:t xml:space="preserve"> ./</w:t>
+        <w:t xml:space="preserve"> </w:t>
       </w:r>
       <w:r>
         <w:rPr>
@@ -1732,7 +1870,7 @@
           <w:szCs w:val="28"/>
           <w:lang w:val="en-US"/>
         </w:rPr>
-        <w:t>containerd</w:t>
+        <w:t>again</w:t>
       </w:r>
       <w:r>
         <w:rPr>
@@ -1740,175 +1878,7 @@
           <w:szCs w:val="28"/>
           <w:lang w:val="ru-RU"/>
         </w:rPr>
-        <w:t>.</w:t>
-      </w:r>
-      <w:r>
-        <w:rPr>
-          <w:sz w:val="28"/>
-          <w:szCs w:val="28"/>
-          <w:lang w:val="en-US"/>
-        </w:rPr>
-        <w:t>io</w:t>
-      </w:r>
-      <w:r>
-        <w:rPr>
-          <w:sz w:val="28"/>
-          <w:szCs w:val="28"/>
-          <w:lang w:val="ru-RU"/>
-        </w:rPr>
-        <w:t>_&lt;</w:t>
-      </w:r>
-      <w:r>
-        <w:rPr>
-          <w:sz w:val="28"/>
-          <w:szCs w:val="28"/>
-          <w:lang w:val="en-US"/>
-        </w:rPr>
-        <w:t>version</w:t>
-      </w:r>
-      <w:r>
-        <w:rPr>
-          <w:sz w:val="28"/>
-          <w:szCs w:val="28"/>
-          <w:lang w:val="ru-RU"/>
-        </w:rPr>
-        <w:t>&gt;_&lt;</w:t>
-      </w:r>
-      <w:r>
-        <w:rPr>
-          <w:sz w:val="28"/>
-          <w:szCs w:val="28"/>
-          <w:lang w:val="en-US"/>
-        </w:rPr>
-        <w:t>arch</w:t>
-      </w:r>
-      <w:r>
-        <w:rPr>
-          <w:sz w:val="28"/>
-          <w:szCs w:val="28"/>
-          <w:lang w:val="ru-RU"/>
-        </w:rPr>
-        <w:t>&gt;.</w:t>
-      </w:r>
-      <w:r>
-        <w:rPr>
-          <w:sz w:val="28"/>
-          <w:szCs w:val="28"/>
-          <w:lang w:val="en-US"/>
-        </w:rPr>
-        <w:t>deb</w:t>
-      </w:r>
-      <w:r>
-        <w:rPr>
-          <w:sz w:val="28"/>
-          <w:szCs w:val="28"/>
-          <w:lang w:val="ru-RU"/>
-        </w:rPr>
-        <w:t xml:space="preserve"> \</w:t>
-      </w:r>
-    </w:p>
-    <w:p>
-      <w:pPr>
-        <w:suppressAutoHyphens w:val="0"/>
-        <w:spacing w:line="360" w:lineRule="auto"/>
-        <w:ind w:leftChars="0" w:firstLineChars="0" w:firstLine="709"/>
-        <w:jc w:val="both"/>
-        <w:textDirection w:val="lrTb"/>
-        <w:textAlignment w:val="auto"/>
-        <w:outlineLvl w:val="9"/>
-        <w:rPr>
-          <w:sz w:val="28"/>
-          <w:szCs w:val="28"/>
-          <w:lang w:val="en-US"/>
-        </w:rPr>
-      </w:pPr>
-      <w:r>
-        <w:rPr>
-          <w:sz w:val="28"/>
-          <w:szCs w:val="28"/>
-          <w:lang w:val="ru-RU"/>
-        </w:rPr>
-        <w:t xml:space="preserve">  </w:t>
-      </w:r>
-      <w:r>
-        <w:rPr>
-          <w:sz w:val="28"/>
-          <w:szCs w:val="28"/>
-          <w:lang w:val="en-US"/>
-        </w:rPr>
-        <w:t>./docker-ce_&lt;version&gt;_&lt;arch&gt;.deb \</w:t>
-      </w:r>
-    </w:p>
-    <w:p>
-      <w:pPr>
-        <w:suppressAutoHyphens w:val="0"/>
-        <w:spacing w:line="360" w:lineRule="auto"/>
-        <w:ind w:leftChars="0" w:firstLineChars="0" w:firstLine="709"/>
-        <w:jc w:val="both"/>
-        <w:textDirection w:val="lrTb"/>
-        <w:textAlignment w:val="auto"/>
-        <w:outlineLvl w:val="9"/>
-        <w:rPr>
-          <w:sz w:val="28"/>
-          <w:szCs w:val="28"/>
-          <w:lang w:val="en-US"/>
-        </w:rPr>
-      </w:pPr>
-      <w:r>
-        <w:rPr>
-          <w:sz w:val="28"/>
-          <w:szCs w:val="28"/>
-          <w:lang w:val="en-US"/>
-        </w:rPr>
-        <w:t xml:space="preserve">  ./docker-ce-cli_&lt;version&gt;_&lt;arch&gt;.deb \</w:t>
-      </w:r>
-    </w:p>
-    <w:p>
-      <w:pPr>
-        <w:suppressAutoHyphens w:val="0"/>
-        <w:spacing w:line="360" w:lineRule="auto"/>
-        <w:ind w:leftChars="0" w:firstLineChars="0" w:firstLine="709"/>
-        <w:jc w:val="both"/>
-        <w:textDirection w:val="lrTb"/>
-        <w:textAlignment w:val="auto"/>
-        <w:outlineLvl w:val="9"/>
-        <w:rPr>
-          <w:sz w:val="28"/>
-          <w:szCs w:val="28"/>
-          <w:lang w:val="en-US"/>
-        </w:rPr>
-      </w:pPr>
-      <w:r>
-        <w:rPr>
-          <w:sz w:val="28"/>
-          <w:szCs w:val="28"/>
-          <w:lang w:val="en-US"/>
-        </w:rPr>
-        <w:t xml:space="preserve">  ./docker-buildx-plugin_&lt;version&gt;_&lt;arch&gt;.deb \</w:t>
-      </w:r>
-    </w:p>
-    <w:p>
-      <w:pPr>
-        <w:suppressAutoHyphens w:val="0"/>
-        <w:spacing w:line="360" w:lineRule="auto"/>
-        <w:ind w:leftChars="0" w:left="0" w:firstLineChars="0" w:firstLine="709"/>
-        <w:jc w:val="both"/>
-        <w:textDirection w:val="lrTb"/>
-        <w:textAlignment w:val="auto"/>
-        <w:outlineLvl w:val="9"/>
-        <w:rPr>
-          <w:sz w:val="28"/>
-          <w:szCs w:val="28"/>
-          <w:lang w:val="en-US"/>
-        </w:rPr>
-      </w:pPr>
-      <w:r>
-        <w:rPr>
-          <w:sz w:val="28"/>
-          <w:szCs w:val="28"/>
-          <w:lang w:val="en-US"/>
-        </w:rPr>
-        <w:t xml:space="preserve">  ./docker-compose-plugin_&lt;version&gt;_&lt;arch&gt;.deb</w:t>
+        <w:t>), після повторного введення пароля встановлення пакетів пройшло успішно.</w:t>
       </w:r>
     </w:p>
     <w:p>
@@ -1923,7 +1893,7 @@
         <w:rPr>
           <w:sz w:val="28"/>
           <w:szCs w:val="28"/>
-          <w:lang w:val="en-US"/>
+          <w:lang w:val="ru-RU"/>
         </w:rPr>
       </w:pPr>
       <w:r>
@@ -1933,12 +1903,11 @@
           <w:szCs w:val="28"/>
           <w:lang w:val="ru-RU"/>
         </w:rPr>
-        <w:lastRenderedPageBreak/>
         <w:drawing>
-          <wp:inline distT="0" distB="0" distL="0" distR="0" wp14:anchorId="7C5102E3" wp14:editId="699206D0">
-            <wp:extent cx="7360023" cy="3054992"/>
+          <wp:inline distT="0" distB="0" distL="0" distR="0" wp14:anchorId="455F8C67" wp14:editId="1D176C48">
+            <wp:extent cx="5090135" cy="2635624"/>
             <wp:effectExtent l="0" t="0" r="0" b="0"/>
-            <wp:docPr id="3" name="Рисунок 3"/>
+            <wp:docPr id="2" name="Рисунок 2"/>
             <wp:cNvGraphicFramePr>
               <a:graphicFrameLocks xmlns:a="http://schemas.openxmlformats.org/drawingml/2006/main" noChangeAspect="1"/>
             </wp:cNvGraphicFramePr>
@@ -1958,7 +1927,7 @@
                   <pic:spPr>
                     <a:xfrm>
                       <a:off x="0" y="0"/>
-                      <a:ext cx="7392270" cy="3068377"/>
+                      <a:ext cx="5090135" cy="2635624"/>
                     </a:xfrm>
                     <a:prstGeom prst="rect">
                       <a:avLst/>
@@ -1988,16 +1957,115 @@
       </w:pPr>
       <w:r>
         <w:rPr>
+          <w:sz w:val="28"/>
+          <w:szCs w:val="28"/>
+        </w:rPr>
+        <w:t xml:space="preserve">Рисунок </w:t>
+      </w:r>
+      <w:r>
+        <w:rPr>
+          <w:sz w:val="28"/>
+          <w:szCs w:val="28"/>
+        </w:rPr>
+        <w:t>2</w:t>
+      </w:r>
+      <w:r>
+        <w:rPr>
+          <w:sz w:val="28"/>
+          <w:szCs w:val="28"/>
+        </w:rPr>
+        <w:t xml:space="preserve"> –</w:t>
+      </w:r>
+      <w:r>
+        <w:rPr>
+          <w:sz w:val="28"/>
+          <w:szCs w:val="28"/>
+        </w:rPr>
+        <w:t xml:space="preserve"> </w:t>
+      </w:r>
+      <w:r>
+        <w:rPr>
+          <w:sz w:val="28"/>
+          <w:szCs w:val="28"/>
+          <w:lang w:val="ru-RU"/>
+        </w:rPr>
+        <w:t>П</w:t>
+      </w:r>
+      <w:r>
+        <w:rPr>
+          <w:sz w:val="28"/>
+          <w:szCs w:val="28"/>
+          <w:lang w:val="ru-RU"/>
+        </w:rPr>
+        <w:t xml:space="preserve">ерегляд </w:t>
+      </w:r>
+      <w:r>
+        <w:rPr>
+          <w:sz w:val="28"/>
+          <w:szCs w:val="28"/>
+          <w:lang w:val="ru-RU"/>
+        </w:rPr>
+        <w:t>.deb-пакетів Docker</w:t>
+      </w:r>
+      <w:r>
+        <w:rPr>
+          <w:sz w:val="28"/>
+          <w:szCs w:val="28"/>
+          <w:lang w:val="ru-RU"/>
+        </w:rPr>
+        <w:t xml:space="preserve"> у файловому менеджері</w:t>
+      </w:r>
+    </w:p>
+    <w:p>
+      <w:pPr>
+        <w:suppressAutoHyphens w:val="0"/>
+        <w:spacing w:line="360" w:lineRule="auto"/>
+        <w:ind w:leftChars="0" w:left="0" w:firstLineChars="0" w:firstLine="709"/>
+        <w:jc w:val="both"/>
+        <w:textDirection w:val="lrTb"/>
+        <w:textAlignment w:val="auto"/>
+        <w:outlineLvl w:val="9"/>
+        <w:rPr>
+          <w:sz w:val="28"/>
+          <w:szCs w:val="28"/>
+        </w:rPr>
+      </w:pPr>
+      <w:r>
+        <w:rPr>
+          <w:sz w:val="28"/>
+          <w:szCs w:val="28"/>
+          <w:lang w:val="ru-RU"/>
+        </w:rPr>
+        <w:lastRenderedPageBreak/>
+        <w:t>У процесі розпакування пакетів системою systemd було автоматично створено символьні посилання для служб docker.service та docker.socket, після чого службу Docker запущено командою sudo systemctl start docker та перевірено її стан командою sudo systemctl status docker, яка підтвердила статус active (running).</w:t>
+      </w:r>
+    </w:p>
+    <w:p>
+      <w:pPr>
+        <w:suppressAutoHyphens w:val="0"/>
+        <w:spacing w:line="360" w:lineRule="auto"/>
+        <w:ind w:leftChars="0" w:left="0" w:firstLineChars="0" w:firstLine="0"/>
+        <w:jc w:val="center"/>
+        <w:textDirection w:val="lrTb"/>
+        <w:textAlignment w:val="auto"/>
+        <w:outlineLvl w:val="9"/>
+        <w:rPr>
+          <w:sz w:val="28"/>
+          <w:szCs w:val="28"/>
+        </w:rPr>
+      </w:pPr>
+      <w:r>
+        <w:rPr>
           <w:noProof/>
           <w:sz w:val="28"/>
           <w:szCs w:val="28"/>
           <w:lang w:val="ru-RU"/>
         </w:rPr>
         <w:drawing>
-          <wp:inline distT="0" distB="0" distL="0" distR="0" wp14:anchorId="455F8C67" wp14:editId="13233685">
-            <wp:extent cx="6299835" cy="3261995"/>
-            <wp:effectExtent l="0" t="0" r="5715" b="0"/>
-            <wp:docPr id="2" name="Рисунок 2"/>
+          <wp:inline distT="0" distB="0" distL="0" distR="0" wp14:anchorId="21AA4856" wp14:editId="0E70FD09">
+            <wp:extent cx="6270335" cy="3263153"/>
+            <wp:effectExtent l="0" t="0" r="0" b="0"/>
+            <wp:docPr id="1" name="Рисунок 1"/>
             <wp:cNvGraphicFramePr>
               <a:graphicFrameLocks xmlns:a="http://schemas.openxmlformats.org/drawingml/2006/main" noChangeAspect="1"/>
             </wp:cNvGraphicFramePr>
@@ -2017,7 +2085,7 @@
                   <pic:spPr>
                     <a:xfrm>
                       <a:off x="0" y="0"/>
-                      <a:ext cx="6299835" cy="3261995"/>
+                      <a:ext cx="6373870" cy="3317034"/>
                     </a:xfrm>
                     <a:prstGeom prst="rect">
                       <a:avLst/>
@@ -2046,17 +2114,73 @@
       </w:pPr>
       <w:r>
         <w:rPr>
+          <w:sz w:val="28"/>
+          <w:szCs w:val="28"/>
+        </w:rPr>
+        <w:t xml:space="preserve">Рисунок </w:t>
+      </w:r>
+      <w:r>
+        <w:rPr>
+          <w:sz w:val="28"/>
+          <w:szCs w:val="28"/>
+        </w:rPr>
+        <w:t>3</w:t>
+      </w:r>
+      <w:r>
+        <w:rPr>
+          <w:sz w:val="28"/>
+          <w:szCs w:val="28"/>
+        </w:rPr>
+        <w:t xml:space="preserve"> –</w:t>
+      </w:r>
+      <w:r>
+        <w:rPr>
+          <w:sz w:val="28"/>
+          <w:szCs w:val="28"/>
+        </w:rPr>
+        <w:t xml:space="preserve"> </w:t>
+      </w:r>
+      <w:r>
+        <w:rPr>
+          <w:sz w:val="28"/>
+          <w:szCs w:val="28"/>
+        </w:rPr>
+        <w:t xml:space="preserve">Запуск служби Docker </w:t>
+      </w:r>
+      <w:r>
+        <w:rPr>
+          <w:sz w:val="28"/>
+          <w:szCs w:val="28"/>
+        </w:rPr>
+        <w:t>і перевірка активності</w:t>
+      </w:r>
+    </w:p>
+    <w:p>
+      <w:pPr>
+        <w:suppressAutoHyphens w:val="0"/>
+        <w:spacing w:line="360" w:lineRule="auto"/>
+        <w:ind w:leftChars="0" w:left="0" w:firstLineChars="0" w:firstLine="0"/>
+        <w:jc w:val="center"/>
+        <w:textDirection w:val="lrTb"/>
+        <w:textAlignment w:val="auto"/>
+        <w:outlineLvl w:val="9"/>
+        <w:rPr>
+          <w:sz w:val="28"/>
+          <w:szCs w:val="28"/>
+        </w:rPr>
+      </w:pPr>
+      <w:r>
+        <w:rPr>
           <w:noProof/>
           <w:sz w:val="28"/>
           <w:szCs w:val="28"/>
           <w:lang w:val="ru-RU"/>
         </w:rPr>
-        <w:lastRenderedPageBreak/>
         <w:drawing>
-          <wp:inline distT="0" distB="0" distL="0" distR="0" wp14:anchorId="21AA4856" wp14:editId="56DBFEFE">
-            <wp:extent cx="8165217" cy="4249271"/>
-            <wp:effectExtent l="0" t="0" r="7620" b="0"/>
-            <wp:docPr id="1" name="Рисунок 1"/>
+          <wp:inline distT="0" distB="0" distL="0" distR="0" wp14:anchorId="36EB7D28" wp14:editId="0C2E7BF5">
+            <wp:extent cx="6191357" cy="3370730"/>
+            <wp:effectExtent l="0" t="0" r="0" b="1270"/>
+            <wp:docPr id="4" name="Рисунок 4"/>
             <wp:cNvGraphicFramePr>
               <a:graphicFrameLocks xmlns:a="http://schemas.openxmlformats.org/drawingml/2006/main" noChangeAspect="1"/>
             </wp:cNvGraphicFramePr>
@@ -2067,20 +2191,27 @@
                     <pic:cNvPr id="1" name=""/>
                     <pic:cNvPicPr/>
                   </pic:nvPicPr>
-                  <pic:blipFill>
+                  <pic:blipFill rotWithShape="1">
                     <a:blip r:embed="rId12"/>
-                    <a:stretch>
-                      <a:fillRect/>
-                    </a:stretch>
+                    <a:srcRect l="12465"/>
+                    <a:stretch/>
                   </pic:blipFill>
-                  <pic:spPr>
+                  <pic:spPr bwMode="auto">
                     <a:xfrm>
                       <a:off x="0" y="0"/>
-                      <a:ext cx="8194899" cy="4264718"/>
+                      <a:ext cx="6253605" cy="3404620"/>
                     </a:xfrm>
                     <a:prstGeom prst="rect">
                       <a:avLst/>
                     </a:prstGeom>
+                    <a:ln>
+                      <a:noFill/>
+                    </a:ln>
+                    <a:extLst>
+                      <a:ext uri="{53640926-AAD7-44D8-BBD7-CCE9431645EC}">
+                        <a14:shadowObscured xmlns:a14="http://schemas.microsoft.com/office/drawing/2010/main"/>
+                      </a:ext>
+                    </a:extLst>
                   </pic:spPr>
                 </pic:pic>
               </a:graphicData>
@@ -2105,16 +2236,139 @@
       </w:pPr>
       <w:r>
         <w:rPr>
+          <w:sz w:val="28"/>
+          <w:szCs w:val="28"/>
+        </w:rPr>
+        <w:t xml:space="preserve">Рисунок </w:t>
+      </w:r>
+      <w:r>
+        <w:rPr>
+          <w:sz w:val="28"/>
+          <w:szCs w:val="28"/>
+        </w:rPr>
+        <w:t>4</w:t>
+      </w:r>
+      <w:r>
+        <w:rPr>
+          <w:sz w:val="28"/>
+          <w:szCs w:val="28"/>
+        </w:rPr>
+        <w:t xml:space="preserve"> –</w:t>
+      </w:r>
+      <w:r>
+        <w:rPr>
+          <w:sz w:val="28"/>
+          <w:szCs w:val="28"/>
+        </w:rPr>
+        <w:t xml:space="preserve"> </w:t>
+      </w:r>
+      <w:r>
+        <w:rPr>
+          <w:sz w:val="28"/>
+          <w:szCs w:val="28"/>
+        </w:rPr>
+        <w:t>З</w:t>
+      </w:r>
+      <w:r>
+        <w:rPr>
+          <w:sz w:val="28"/>
+          <w:szCs w:val="28"/>
+        </w:rPr>
+        <w:t>апуск контейнер</w:t>
+      </w:r>
+      <w:r>
+        <w:rPr>
+          <w:sz w:val="28"/>
+          <w:szCs w:val="28"/>
+        </w:rPr>
+        <w:t>а</w:t>
+      </w:r>
+      <w:r>
+        <w:rPr>
+          <w:sz w:val="28"/>
+          <w:szCs w:val="28"/>
+        </w:rPr>
+        <w:t xml:space="preserve"> Nginx</w:t>
+      </w:r>
+    </w:p>
+    <w:p>
+      <w:pPr>
+        <w:suppressAutoHyphens w:val="0"/>
+        <w:spacing w:line="360" w:lineRule="auto"/>
+        <w:ind w:leftChars="0" w:left="0" w:firstLineChars="0" w:firstLine="709"/>
+        <w:jc w:val="both"/>
+        <w:textDirection w:val="lrTb"/>
+        <w:textAlignment w:val="auto"/>
+        <w:outlineLvl w:val="9"/>
+        <w:rPr>
+          <w:sz w:val="28"/>
+          <w:szCs w:val="28"/>
+        </w:rPr>
+      </w:pPr>
+      <w:r>
+        <w:rPr>
+          <w:sz w:val="28"/>
+          <w:szCs w:val="28"/>
+        </w:rPr>
+        <w:t xml:space="preserve">Для створення контейнера вебсервера виконано команду sudo docker run -d --name my-web -p 8080:80 nginx. Оскільки образ nginx:latest був відсутній локально, </w:t>
+      </w:r>
+      <w:r>
+        <w:rPr>
+          <w:sz w:val="28"/>
+          <w:szCs w:val="28"/>
+        </w:rPr>
+        <w:lastRenderedPageBreak/>
+        <w:t>Docker автоматично завантажив усі його шари з Docker Hub. Після запуску командою sudo docker ps підтверджено, що контейнер my-web перебуває у стані Up з прокинутим портом 0.0.0.0:8080-&gt;80/tcp.</w:t>
+      </w:r>
+    </w:p>
+    <w:p>
+      <w:pPr>
+        <w:suppressAutoHyphens w:val="0"/>
+        <w:spacing w:line="360" w:lineRule="auto"/>
+        <w:ind w:leftChars="0" w:left="0" w:firstLineChars="0" w:firstLine="709"/>
+        <w:jc w:val="both"/>
+        <w:textDirection w:val="lrTb"/>
+        <w:textAlignment w:val="auto"/>
+        <w:outlineLvl w:val="9"/>
+        <w:rPr>
+          <w:sz w:val="28"/>
+          <w:szCs w:val="28"/>
+        </w:rPr>
+      </w:pPr>
+      <w:r>
+        <w:rPr>
+          <w:sz w:val="28"/>
+          <w:szCs w:val="28"/>
+        </w:rPr>
+        <w:t>Коректність роботи вебсервера спочатку перевірено відкриттям стандартної сторінки nginx за адресою http://localhost:8080, яка відобразила стартову сторінку.</w:t>
+      </w:r>
+    </w:p>
+    <w:p>
+      <w:pPr>
+        <w:suppressAutoHyphens w:val="0"/>
+        <w:spacing w:line="360" w:lineRule="auto"/>
+        <w:ind w:leftChars="0" w:left="0" w:firstLineChars="0" w:firstLine="0"/>
+        <w:jc w:val="center"/>
+        <w:textDirection w:val="lrTb"/>
+        <w:textAlignment w:val="auto"/>
+        <w:outlineLvl w:val="9"/>
+        <w:rPr>
+          <w:sz w:val="28"/>
+          <w:szCs w:val="28"/>
+        </w:rPr>
+      </w:pPr>
+      <w:r>
+        <w:rPr>
           <w:noProof/>
           <w:sz w:val="28"/>
           <w:szCs w:val="28"/>
           <w:lang w:val="ru-RU"/>
         </w:rPr>
         <w:drawing>
-          <wp:inline distT="0" distB="0" distL="0" distR="0" wp14:anchorId="36EB7D28" wp14:editId="6DBEAA12">
-            <wp:extent cx="8086891" cy="3853928"/>
-            <wp:effectExtent l="0" t="0" r="0" b="0"/>
-            <wp:docPr id="4" name="Рисунок 4"/>
+          <wp:inline distT="0" distB="0" distL="0" distR="0" wp14:anchorId="2EEEEAE5" wp14:editId="3FE224D9">
+            <wp:extent cx="6299835" cy="2240280"/>
+            <wp:effectExtent l="0" t="0" r="5715" b="7620"/>
+            <wp:docPr id="5" name="Рисунок 5"/>
             <wp:cNvGraphicFramePr>
               <a:graphicFrameLocks xmlns:a="http://schemas.openxmlformats.org/drawingml/2006/main" noChangeAspect="1"/>
             </wp:cNvGraphicFramePr>
@@ -2134,7 +2388,7 @@
                   <pic:spPr>
                     <a:xfrm>
                       <a:off x="0" y="0"/>
-                      <a:ext cx="8101628" cy="3860951"/>
+                      <a:ext cx="6299835" cy="2240280"/>
                     </a:xfrm>
                     <a:prstGeom prst="rect">
                       <a:avLst/>
@@ -2163,17 +2417,66 @@
       </w:pPr>
       <w:r>
         <w:rPr>
+          <w:sz w:val="28"/>
+          <w:szCs w:val="28"/>
+        </w:rPr>
+        <w:t xml:space="preserve">Рисунок </w:t>
+      </w:r>
+      <w:r>
+        <w:rPr>
+          <w:sz w:val="28"/>
+          <w:szCs w:val="28"/>
+        </w:rPr>
+        <w:t>5</w:t>
+      </w:r>
+      <w:r>
+        <w:rPr>
+          <w:sz w:val="28"/>
+          <w:szCs w:val="28"/>
+        </w:rPr>
+        <w:t xml:space="preserve"> –</w:t>
+      </w:r>
+      <w:r>
+        <w:rPr>
+          <w:sz w:val="28"/>
+          <w:szCs w:val="28"/>
+        </w:rPr>
+        <w:t xml:space="preserve"> </w:t>
+      </w:r>
+      <w:r>
+        <w:rPr>
+          <w:sz w:val="28"/>
+          <w:szCs w:val="28"/>
+        </w:rPr>
+        <w:t>Стандартна сторінка вебсервера nginx</w:t>
+      </w:r>
+    </w:p>
+    <w:p>
+      <w:pPr>
+        <w:suppressAutoHyphens w:val="0"/>
+        <w:spacing w:line="360" w:lineRule="auto"/>
+        <w:ind w:leftChars="0" w:left="0" w:firstLineChars="0" w:firstLine="0"/>
+        <w:jc w:val="center"/>
+        <w:textDirection w:val="lrTb"/>
+        <w:textAlignment w:val="auto"/>
+        <w:outlineLvl w:val="9"/>
+        <w:rPr>
+          <w:sz w:val="28"/>
+          <w:szCs w:val="28"/>
+        </w:rPr>
+      </w:pPr>
+      <w:r>
+        <w:rPr>
           <w:noProof/>
           <w:sz w:val="28"/>
           <w:szCs w:val="28"/>
           <w:lang w:val="ru-RU"/>
         </w:rPr>
-        <w:lastRenderedPageBreak/>
         <w:drawing>
-          <wp:inline distT="0" distB="0" distL="0" distR="0" wp14:anchorId="2EEEEAE5" wp14:editId="3FE224D9">
-            <wp:extent cx="6299835" cy="2240280"/>
-            <wp:effectExtent l="0" t="0" r="5715" b="7620"/>
-            <wp:docPr id="5" name="Рисунок 5"/>
+          <wp:inline distT="0" distB="0" distL="0" distR="0" wp14:anchorId="6DBE714D" wp14:editId="623A8517">
+            <wp:extent cx="6278438" cy="3299012"/>
+            <wp:effectExtent l="0" t="0" r="8255" b="0"/>
+            <wp:docPr id="6" name="Рисунок 6"/>
             <wp:cNvGraphicFramePr>
               <a:graphicFrameLocks xmlns:a="http://schemas.openxmlformats.org/drawingml/2006/main" noChangeAspect="1"/>
             </wp:cNvGraphicFramePr>
@@ -2193,7 +2496,7 @@
                   <pic:spPr>
                     <a:xfrm>
                       <a:off x="0" y="0"/>
-                      <a:ext cx="6299835" cy="2240280"/>
+                      <a:ext cx="6320886" cy="3321316"/>
                     </a:xfrm>
                     <a:prstGeom prst="rect">
                       <a:avLst/>
@@ -2222,46 +2525,97 @@
       </w:pPr>
       <w:r>
         <w:rPr>
-          <w:noProof/>
-          <w:sz w:val="28"/>
-          <w:szCs w:val="28"/>
-          <w:lang w:val="ru-RU"/>
-        </w:rPr>
-        <w:drawing>
-          <wp:inline distT="0" distB="0" distL="0" distR="0" wp14:anchorId="6DBE714D" wp14:editId="6C5D5151">
-            <wp:extent cx="7801200" cy="4099149"/>
-            <wp:effectExtent l="0" t="0" r="0" b="0"/>
-            <wp:docPr id="6" name="Рисунок 6"/>
-            <wp:cNvGraphicFramePr>
-              <a:graphicFrameLocks xmlns:a="http://schemas.openxmlformats.org/drawingml/2006/main" noChangeAspect="1"/>
-            </wp:cNvGraphicFramePr>
-            <a:graphic xmlns:a="http://schemas.openxmlformats.org/drawingml/2006/main">
-              <a:graphicData uri="http://schemas.openxmlformats.org/drawingml/2006/picture">
-                <pic:pic xmlns:pic="http://schemas.openxmlformats.org/drawingml/2006/picture">
-                  <pic:nvPicPr>
-                    <pic:cNvPr id="1" name=""/>
-                    <pic:cNvPicPr/>
-                  </pic:nvPicPr>
-                  <pic:blipFill>
-                    <a:blip r:embed="rId15"/>
-                    <a:stretch>
-                      <a:fillRect/>
-                    </a:stretch>
-                  </pic:blipFill>
-                  <pic:spPr>
-                    <a:xfrm>
-                      <a:off x="0" y="0"/>
-                      <a:ext cx="7816414" cy="4107143"/>
-                    </a:xfrm>
-                    <a:prstGeom prst="rect">
-                      <a:avLst/>
-                    </a:prstGeom>
-                  </pic:spPr>
-                </pic:pic>
-              </a:graphicData>
-            </a:graphic>
-          </wp:inline>
-        </w:drawing>
+          <w:sz w:val="28"/>
+          <w:szCs w:val="28"/>
+        </w:rPr>
+        <w:t xml:space="preserve">Рисунок </w:t>
+      </w:r>
+      <w:r>
+        <w:rPr>
+          <w:sz w:val="28"/>
+          <w:szCs w:val="28"/>
+        </w:rPr>
+        <w:t>6</w:t>
+      </w:r>
+      <w:r>
+        <w:rPr>
+          <w:sz w:val="28"/>
+          <w:szCs w:val="28"/>
+        </w:rPr>
+        <w:t xml:space="preserve"> –</w:t>
+      </w:r>
+      <w:r>
+        <w:rPr>
+          <w:sz w:val="28"/>
+          <w:szCs w:val="28"/>
+        </w:rPr>
+        <w:t xml:space="preserve"> </w:t>
+      </w:r>
+      <w:r>
+        <w:rPr>
+          <w:sz w:val="28"/>
+          <w:szCs w:val="28"/>
+        </w:rPr>
+        <w:t>Редагування файлу index.html усередині контейнера</w:t>
+      </w:r>
+    </w:p>
+    <w:p>
+      <w:pPr>
+        <w:suppressAutoHyphens w:val="0"/>
+        <w:spacing w:line="360" w:lineRule="auto"/>
+        <w:ind w:leftChars="0" w:left="0" w:firstLineChars="0" w:firstLine="709"/>
+        <w:jc w:val="both"/>
+        <w:textDirection w:val="lrTb"/>
+        <w:textAlignment w:val="auto"/>
+        <w:outlineLvl w:val="9"/>
+        <w:rPr>
+          <w:sz w:val="28"/>
+          <w:szCs w:val="28"/>
+        </w:rPr>
+      </w:pPr>
+      <w:r>
+        <w:rPr>
+          <w:sz w:val="28"/>
+          <w:szCs w:val="28"/>
+        </w:rPr>
+        <w:t>Для редагування вебсторінки виконано вхід усередину контейнера командою sudo docker exec -it my-web bash, після чого командою echo "&lt;h1&gt;Лабораторна робота 8&lt;/h1&gt;&lt;h3&gt;Nasya&lt;/h3&gt;" &gt; /usr/share/nginx/html/index.html перезаписано вміст файлу index.html безпосередньо всередині контейнера.</w:t>
+      </w:r>
+    </w:p>
+    <w:p>
+      <w:pPr>
+        <w:suppressAutoHyphens w:val="0"/>
+        <w:spacing w:line="360" w:lineRule="auto"/>
+        <w:ind w:leftChars="0" w:left="0" w:firstLineChars="0" w:firstLine="709"/>
+        <w:jc w:val="both"/>
+        <w:textDirection w:val="lrTb"/>
+        <w:textAlignment w:val="auto"/>
+        <w:outlineLvl w:val="9"/>
+        <w:rPr>
+          <w:sz w:val="28"/>
+          <w:szCs w:val="28"/>
+        </w:rPr>
+      </w:pPr>
+      <w:r>
+        <w:rPr>
+          <w:sz w:val="28"/>
+          <w:szCs w:val="28"/>
+        </w:rPr>
+        <w:lastRenderedPageBreak/>
+        <w:t xml:space="preserve">Після оновлення сторінки та повторного відкриття http://localhost:8080 у браузері відображено вже змінений вміст </w:t>
+      </w:r>
+      <w:r>
+        <w:rPr>
+          <w:sz w:val="28"/>
+          <w:szCs w:val="28"/>
+        </w:rPr>
+        <w:t>–</w:t>
+      </w:r>
+      <w:r>
+        <w:rPr>
+          <w:sz w:val="28"/>
+          <w:szCs w:val="28"/>
+        </w:rPr>
+        <w:t xml:space="preserve"> заголовок «Laboratorna robota 8» та ім'я «Nasya», що підтверджує успішне редагування вебсторінки в контейнері.</w:t>
       </w:r>
     </w:p>
     <w:p>
@@ -2285,11 +2639,10 @@
           <w:szCs w:val="28"/>
           <w:lang w:val="ru-RU"/>
         </w:rPr>
-        <w:lastRenderedPageBreak/>
         <w:drawing>
-          <wp:inline distT="0" distB="0" distL="0" distR="0" wp14:anchorId="198C9675" wp14:editId="37BA4B5D">
-            <wp:extent cx="6299835" cy="2724785"/>
-            <wp:effectExtent l="0" t="0" r="5715" b="0"/>
+          <wp:inline distT="0" distB="0" distL="0" distR="0" wp14:anchorId="198C9675" wp14:editId="4BF75D2B">
+            <wp:extent cx="6299835" cy="1900518"/>
+            <wp:effectExtent l="0" t="0" r="5715" b="5080"/>
             <wp:docPr id="7" name="Рисунок 7"/>
             <wp:cNvGraphicFramePr>
               <a:graphicFrameLocks xmlns:a="http://schemas.openxmlformats.org/drawingml/2006/main" noChangeAspect="1"/>
@@ -2301,20 +2654,27 @@
                     <pic:cNvPr id="1" name=""/>
                     <pic:cNvPicPr/>
                   </pic:nvPicPr>
-                  <pic:blipFill>
-                    <a:blip r:embed="rId16"/>
-                    <a:stretch>
-                      <a:fillRect/>
-                    </a:stretch>
+                  <pic:blipFill rotWithShape="1">
+                    <a:blip r:embed="rId15"/>
+                    <a:srcRect b="30251"/>
+                    <a:stretch/>
                   </pic:blipFill>
-                  <pic:spPr>
+                  <pic:spPr bwMode="auto">
                     <a:xfrm>
                       <a:off x="0" y="0"/>
-                      <a:ext cx="6299835" cy="2724785"/>
+                      <a:ext cx="6299835" cy="1900518"/>
                     </a:xfrm>
                     <a:prstGeom prst="rect">
                       <a:avLst/>
                     </a:prstGeom>
+                    <a:ln>
+                      <a:noFill/>
+                    </a:ln>
+                    <a:extLst>
+                      <a:ext uri="{53640926-AAD7-44D8-BBD7-CCE9431645EC}">
+                        <a14:shadowObscured xmlns:a14="http://schemas.microsoft.com/office/drawing/2010/main"/>
+                      </a:ext>
+                    </a:extLst>
                   </pic:spPr>
                 </pic:pic>
               </a:graphicData>
@@ -2339,16 +2699,282 @@
       </w:pPr>
       <w:r>
         <w:rPr>
+          <w:sz w:val="28"/>
+          <w:szCs w:val="28"/>
+        </w:rPr>
+        <w:t xml:space="preserve">Рисунок </w:t>
+      </w:r>
+      <w:r>
+        <w:rPr>
+          <w:sz w:val="28"/>
+          <w:szCs w:val="28"/>
+        </w:rPr>
+        <w:t>7</w:t>
+      </w:r>
+      <w:r>
+        <w:rPr>
+          <w:sz w:val="28"/>
+          <w:szCs w:val="28"/>
+        </w:rPr>
+        <w:t xml:space="preserve"> –</w:t>
+      </w:r>
+      <w:r>
+        <w:rPr>
+          <w:sz w:val="28"/>
+          <w:szCs w:val="28"/>
+        </w:rPr>
+        <w:t xml:space="preserve"> </w:t>
+      </w:r>
+      <w:r>
+        <w:rPr>
+          <w:sz w:val="28"/>
+          <w:szCs w:val="28"/>
+        </w:rPr>
+        <w:t>Відредагована вебсторінка</w:t>
+      </w:r>
+    </w:p>
+    <w:p>
+      <w:pPr>
+        <w:suppressAutoHyphens w:val="0"/>
+        <w:spacing w:line="360" w:lineRule="auto"/>
+        <w:ind w:leftChars="0" w:left="0" w:firstLineChars="0" w:firstLine="0"/>
+        <w:jc w:val="center"/>
+        <w:textDirection w:val="lrTb"/>
+        <w:textAlignment w:val="auto"/>
+        <w:outlineLvl w:val="9"/>
+        <w:rPr>
+          <w:sz w:val="28"/>
+          <w:szCs w:val="28"/>
+        </w:rPr>
+      </w:pPr>
+      <w:r>
+        <w:rPr>
           <w:noProof/>
           <w:sz w:val="28"/>
           <w:szCs w:val="28"/>
           <w:lang w:val="ru-RU"/>
         </w:rPr>
         <w:drawing>
-          <wp:inline distT="0" distB="0" distL="0" distR="0" wp14:anchorId="6A002D7D" wp14:editId="765A2CA3">
-            <wp:extent cx="6299835" cy="5069840"/>
-            <wp:effectExtent l="0" t="0" r="5715" b="0"/>
+          <wp:inline distT="0" distB="0" distL="0" distR="0" wp14:anchorId="6A002D7D" wp14:editId="04335D4F">
+            <wp:extent cx="6299835" cy="4643718"/>
+            <wp:effectExtent l="0" t="0" r="5715" b="5080"/>
             <wp:docPr id="8" name="Рисунок 8"/>
+            <wp:cNvGraphicFramePr>
+              <a:graphicFrameLocks xmlns:a="http://schemas.openxmlformats.org/drawingml/2006/main" noChangeAspect="1"/>
+            </wp:cNvGraphicFramePr>
+            <a:graphic xmlns:a="http://schemas.openxmlformats.org/drawingml/2006/main">
+              <a:graphicData uri="http://schemas.openxmlformats.org/drawingml/2006/picture">
+                <pic:pic xmlns:pic="http://schemas.openxmlformats.org/drawingml/2006/picture">
+                  <pic:nvPicPr>
+                    <pic:cNvPr id="1" name=""/>
+                    <pic:cNvPicPr/>
+                  </pic:nvPicPr>
+                  <pic:blipFill rotWithShape="1">
+                    <a:blip r:embed="rId16"/>
+                    <a:srcRect b="8405"/>
+                    <a:stretch/>
+                  </pic:blipFill>
+                  <pic:spPr bwMode="auto">
+                    <a:xfrm>
+                      <a:off x="0" y="0"/>
+                      <a:ext cx="6299835" cy="4643718"/>
+                    </a:xfrm>
+                    <a:prstGeom prst="rect">
+                      <a:avLst/>
+                    </a:prstGeom>
+                    <a:ln>
+                      <a:noFill/>
+                    </a:ln>
+                    <a:extLst>
+                      <a:ext uri="{53640926-AAD7-44D8-BBD7-CCE9431645EC}">
+                        <a14:shadowObscured xmlns:a14="http://schemas.microsoft.com/office/drawing/2010/main"/>
+                      </a:ext>
+                    </a:extLst>
+                  </pic:spPr>
+                </pic:pic>
+              </a:graphicData>
+            </a:graphic>
+          </wp:inline>
+        </w:drawing>
+      </w:r>
+    </w:p>
+    <w:p>
+      <w:pPr>
+        <w:suppressAutoHyphens w:val="0"/>
+        <w:spacing w:line="360" w:lineRule="auto"/>
+        <w:ind w:leftChars="0" w:left="0" w:firstLineChars="0" w:firstLine="0"/>
+        <w:jc w:val="center"/>
+        <w:textDirection w:val="lrTb"/>
+        <w:textAlignment w:val="auto"/>
+        <w:outlineLvl w:val="9"/>
+        <w:rPr>
+          <w:sz w:val="28"/>
+          <w:szCs w:val="28"/>
+        </w:rPr>
+      </w:pPr>
+      <w:r>
+        <w:rPr>
+          <w:sz w:val="28"/>
+          <w:szCs w:val="28"/>
+        </w:rPr>
+        <w:t xml:space="preserve">Рисунок </w:t>
+      </w:r>
+      <w:r>
+        <w:rPr>
+          <w:sz w:val="28"/>
+          <w:szCs w:val="28"/>
+        </w:rPr>
+        <w:t>8</w:t>
+      </w:r>
+      <w:r>
+        <w:rPr>
+          <w:sz w:val="28"/>
+          <w:szCs w:val="28"/>
+        </w:rPr>
+        <w:t xml:space="preserve"> –</w:t>
+      </w:r>
+      <w:r>
+        <w:rPr>
+          <w:sz w:val="28"/>
+          <w:szCs w:val="28"/>
+        </w:rPr>
+        <w:t xml:space="preserve"> </w:t>
+      </w:r>
+      <w:r>
+        <w:rPr>
+          <w:sz w:val="28"/>
+          <w:szCs w:val="28"/>
+        </w:rPr>
+        <w:t>Доступ до відредагованої вебсторінки з локальної мережі</w:t>
+      </w:r>
+    </w:p>
+    <w:p>
+      <w:pPr>
+        <w:suppressAutoHyphens w:val="0"/>
+        <w:spacing w:line="360" w:lineRule="auto"/>
+        <w:ind w:leftChars="0" w:left="0" w:firstLineChars="0" w:firstLine="709"/>
+        <w:jc w:val="both"/>
+        <w:textDirection w:val="lrTb"/>
+        <w:textAlignment w:val="auto"/>
+        <w:outlineLvl w:val="9"/>
+        <w:rPr>
+          <w:sz w:val="28"/>
+          <w:szCs w:val="28"/>
+        </w:rPr>
+      </w:pPr>
+      <w:r>
+        <w:rPr>
+          <w:sz w:val="28"/>
+          <w:szCs w:val="28"/>
+        </w:rPr>
+        <w:t xml:space="preserve">Для демонстрації доступу з локальної мережі спочатку визначено IP-адресу віртуальної машини в локальній мережі командою hostname -I (192.168.1.37), після чого та сама відредагована сторінка успішно відкрита в браузері за адресою </w:t>
+      </w:r>
+      <w:r>
+        <w:rPr>
+          <w:sz w:val="28"/>
+          <w:szCs w:val="28"/>
+        </w:rPr>
+        <w:lastRenderedPageBreak/>
+        <w:t xml:space="preserve">http://192.168.1.37:8080 </w:t>
+      </w:r>
+      <w:r>
+        <w:rPr>
+          <w:sz w:val="28"/>
+          <w:szCs w:val="28"/>
+        </w:rPr>
+        <w:t>–</w:t>
+      </w:r>
+      <w:r>
+        <w:rPr>
+          <w:sz w:val="28"/>
+          <w:szCs w:val="28"/>
+        </w:rPr>
+        <w:t xml:space="preserve"> тобто за адресою хоста, а не через localhost, що підтверджує доступність вебсайту в контейнері з інших пристроїв локальної мережі.</w:t>
+      </w:r>
+    </w:p>
+    <w:p>
+      <w:pPr>
+        <w:suppressAutoHyphens w:val="0"/>
+        <w:spacing w:line="360" w:lineRule="auto"/>
+        <w:ind w:leftChars="0" w:left="0" w:firstLineChars="0" w:firstLine="709"/>
+        <w:jc w:val="both"/>
+        <w:textDirection w:val="lrTb"/>
+        <w:textAlignment w:val="auto"/>
+        <w:outlineLvl w:val="9"/>
+        <w:rPr>
+          <w:sz w:val="28"/>
+          <w:szCs w:val="28"/>
+        </w:rPr>
+      </w:pPr>
+      <w:r>
+        <w:rPr>
+          <w:sz w:val="28"/>
+          <w:szCs w:val="28"/>
+        </w:rPr>
+        <w:t>П</w:t>
+      </w:r>
+      <w:r>
+        <w:rPr>
+          <w:sz w:val="28"/>
+          <w:szCs w:val="28"/>
+        </w:rPr>
+        <w:t xml:space="preserve">родемонстровано можливість керування станом контейнера: командою sudo docker start my-web контейнер запущено, а командою sudo docker stop my-web </w:t>
+      </w:r>
+      <w:r>
+        <w:rPr>
+          <w:sz w:val="28"/>
+          <w:szCs w:val="28"/>
+        </w:rPr>
+        <w:t>–</w:t>
+      </w:r>
+      <w:r>
+        <w:rPr>
+          <w:sz w:val="28"/>
+          <w:szCs w:val="28"/>
+        </w:rPr>
+        <w:t xml:space="preserve"> зупинено. Після зупинки контейнера спроба відкрити сайт за адресою 192.168.1.37:8080 завершилась повідомленням браузера, що підтверджує коректну роботу зупинки контейнера, тоді як успішне відкриття сто</w:t>
+      </w:r>
+      <w:r>
+        <w:rPr>
+          <w:sz w:val="28"/>
+          <w:szCs w:val="28"/>
+        </w:rPr>
+        <w:t>рінки під час роботи контейнера</w:t>
+      </w:r>
+      <w:r>
+        <w:rPr>
+          <w:sz w:val="28"/>
+          <w:szCs w:val="28"/>
+        </w:rPr>
+        <w:t xml:space="preserve"> підтверджує коректність його запуску.</w:t>
+      </w:r>
+    </w:p>
+    <w:p>
+      <w:pPr>
+        <w:suppressAutoHyphens w:val="0"/>
+        <w:spacing w:line="360" w:lineRule="auto"/>
+        <w:ind w:leftChars="0" w:left="0" w:firstLineChars="0" w:firstLine="0"/>
+        <w:jc w:val="center"/>
+        <w:textDirection w:val="lrTb"/>
+        <w:textAlignment w:val="auto"/>
+        <w:outlineLvl w:val="9"/>
+        <w:rPr>
+          <w:sz w:val="28"/>
+          <w:szCs w:val="28"/>
+        </w:rPr>
+      </w:pPr>
+      <w:r>
+        <w:rPr>
+          <w:noProof/>
+          <w:sz w:val="28"/>
+          <w:szCs w:val="28"/>
+          <w:lang w:val="ru-RU"/>
+        </w:rPr>
+        <w:drawing>
+          <wp:inline distT="0" distB="0" distL="0" distR="0" wp14:anchorId="0D864851" wp14:editId="56D42BEA">
+            <wp:extent cx="5459505" cy="2357476"/>
+            <wp:effectExtent l="0" t="0" r="8255" b="5080"/>
+            <wp:docPr id="9" name="Рисунок 9"/>
             <wp:cNvGraphicFramePr>
               <a:graphicFrameLocks xmlns:a="http://schemas.openxmlformats.org/drawingml/2006/main" noChangeAspect="1"/>
             </wp:cNvGraphicFramePr>
@@ -2368,7 +2994,7 @@
                   <pic:spPr>
                     <a:xfrm>
                       <a:off x="0" y="0"/>
-                      <a:ext cx="6299835" cy="5069840"/>
+                      <a:ext cx="5490340" cy="2370791"/>
                     </a:xfrm>
                     <a:prstGeom prst="rect">
                       <a:avLst/>
@@ -2397,69 +3023,24 @@
       </w:pPr>
       <w:r>
         <w:rPr>
-          <w:noProof/>
-          <w:sz w:val="28"/>
-          <w:szCs w:val="28"/>
-          <w:lang w:val="ru-RU"/>
-        </w:rPr>
-        <w:lastRenderedPageBreak/>
-        <w:drawing>
-          <wp:inline distT="0" distB="0" distL="0" distR="0" wp14:anchorId="0D864851" wp14:editId="1ADE6BA5">
-            <wp:extent cx="6299835" cy="2720340"/>
-            <wp:effectExtent l="0" t="0" r="5715" b="3810"/>
-            <wp:docPr id="9" name="Рисунок 9"/>
-            <wp:cNvGraphicFramePr>
-              <a:graphicFrameLocks xmlns:a="http://schemas.openxmlformats.org/drawingml/2006/main" noChangeAspect="1"/>
-            </wp:cNvGraphicFramePr>
-            <a:graphic xmlns:a="http://schemas.openxmlformats.org/drawingml/2006/main">
-              <a:graphicData uri="http://schemas.openxmlformats.org/drawingml/2006/picture">
-                <pic:pic xmlns:pic="http://schemas.openxmlformats.org/drawingml/2006/picture">
-                  <pic:nvPicPr>
-                    <pic:cNvPr id="1" name=""/>
-                    <pic:cNvPicPr/>
-                  </pic:nvPicPr>
-                  <pic:blipFill>
-                    <a:blip r:embed="rId18"/>
-                    <a:stretch>
-                      <a:fillRect/>
-                    </a:stretch>
-                  </pic:blipFill>
-                  <pic:spPr>
-                    <a:xfrm>
-                      <a:off x="0" y="0"/>
-                      <a:ext cx="6299835" cy="2720340"/>
-                    </a:xfrm>
-                    <a:prstGeom prst="rect">
-                      <a:avLst/>
-                    </a:prstGeom>
-                  </pic:spPr>
-                </pic:pic>
-              </a:graphicData>
-            </a:graphic>
-          </wp:inline>
-        </w:drawing>
-      </w:r>
-    </w:p>
-    <w:p>
-      <w:pPr>
-        <w:suppressAutoHyphens w:val="0"/>
-        <w:spacing w:line="360" w:lineRule="auto"/>
-        <w:ind w:leftChars="0" w:left="0" w:firstLineChars="0" w:firstLine="0"/>
-        <w:jc w:val="center"/>
-        <w:textDirection w:val="lrTb"/>
-        <w:textAlignment w:val="auto"/>
-        <w:outlineLvl w:val="9"/>
-        <w:rPr>
-          <w:sz w:val="28"/>
-          <w:szCs w:val="28"/>
-        </w:rPr>
-      </w:pPr>
-      <w:r>
-        <w:rPr>
-          <w:sz w:val="28"/>
-          <w:szCs w:val="28"/>
-        </w:rPr>
-        <w:t>Рисунок 1 –</w:t>
+          <w:sz w:val="28"/>
+          <w:szCs w:val="28"/>
+        </w:rPr>
+        <w:t xml:space="preserve">Рисунок </w:t>
+      </w:r>
+      <w:r>
+        <w:rPr>
+          <w:sz w:val="28"/>
+          <w:szCs w:val="28"/>
+        </w:rPr>
+        <w:t>9</w:t>
+      </w:r>
+      <w:r>
+        <w:rPr>
+          <w:sz w:val="28"/>
+          <w:szCs w:val="28"/>
+        </w:rPr>
+        <w:t xml:space="preserve"> –</w:t>
       </w:r>
       <w:r>
         <w:rPr>
@@ -2473,45 +3054,8 @@
           <w:sz w:val="28"/>
           <w:szCs w:val="28"/>
         </w:rPr>
-        <w:t>Результат тестування</w:t>
-      </w:r>
-    </w:p>
-    <w:p>
-      <w:pPr>
-        <w:suppressAutoHyphens w:val="0"/>
-        <w:spacing w:line="360" w:lineRule="auto"/>
-        <w:ind w:leftChars="0" w:left="0" w:firstLineChars="0" w:firstLine="709"/>
-        <w:jc w:val="both"/>
-        <w:textDirection w:val="lrTb"/>
-        <w:textAlignment w:val="auto"/>
-        <w:outlineLvl w:val="9"/>
-        <w:rPr>
-          <w:sz w:val="28"/>
-          <w:szCs w:val="28"/>
-        </w:rPr>
-      </w:pPr>
-      <w:r>
-        <w:rPr>
-          <w:sz w:val="28"/>
-          <w:szCs w:val="28"/>
-        </w:rPr>
-        <w:t>Таблиця 1 – Параметри опису usecase</w:t>
-      </w:r>
-    </w:p>
-    <w:p>
-      <w:pPr>
-        <w:suppressAutoHyphens w:val="0"/>
-        <w:spacing w:line="360" w:lineRule="auto"/>
-        <w:ind w:leftChars="0" w:left="0" w:firstLineChars="0" w:firstLine="709"/>
-        <w:jc w:val="both"/>
-        <w:textDirection w:val="lrTb"/>
-        <w:textAlignment w:val="auto"/>
-        <w:outlineLvl w:val="9"/>
-        <w:rPr>
-          <w:sz w:val="28"/>
-          <w:szCs w:val="28"/>
-        </w:rPr>
-      </w:pPr>
+        <w:t>Зупинка контейнера</w:t>
+      </w:r>
     </w:p>
     <w:p>
       <w:pPr>
@@ -2577,6 +3121,13 @@
           <w:szCs w:val="28"/>
         </w:rPr>
       </w:pPr>
+      <w:r>
+        <w:rPr>
+          <w:sz w:val="28"/>
+          <w:szCs w:val="28"/>
+        </w:rPr>
+        <w:t>Контейнер Docker використовує ядро операційної системи хоста і ізолює лише простір процесів, файлову систему та мережу застосунку, тоді як VirtualBox чи Hyper-V створюють повноцінну віртуальну машину з власним віртуалізованим апаратним забезпеченням та окремим ядром гостьової ОС. Завдяки цьому контейнери значно легші, швидше запускаються та споживають менше ресурсів, проте забезпечують слабшу ізоляцію порівняно з повноцінною віртуалізацією.</w:t>
+      </w:r>
     </w:p>
     <w:p>
       <w:pPr>
@@ -2618,6 +3169,21 @@
           <w:szCs w:val="28"/>
         </w:rPr>
       </w:pPr>
+      <w:r>
+        <w:rPr>
+          <w:sz w:val="28"/>
+          <w:szCs w:val="28"/>
+        </w:rPr>
+        <w:t xml:space="preserve">Основним джерелом образів є публічний реєстр Docker Hub, звідки образи завантажуються автоматично при виконанні команди docker run або docker pull за </w:t>
+      </w:r>
+      <w:r>
+        <w:rPr>
+          <w:sz w:val="28"/>
+          <w:szCs w:val="28"/>
+        </w:rPr>
+        <w:lastRenderedPageBreak/>
+        <w:t>назвою образу (наприклад, nginx). Також образи можна отримати з приватних реєстрів організації або зібрати самостійно за допомогою Dockerfile командою docker build.</w:t>
+      </w:r>
     </w:p>
     <w:p>
       <w:pPr>
@@ -2659,6 +3225,13 @@
           <w:szCs w:val="28"/>
         </w:rPr>
       </w:pPr>
+      <w:r>
+        <w:rPr>
+          <w:sz w:val="28"/>
+          <w:szCs w:val="28"/>
+        </w:rPr>
+        <w:t>Доступ до директорії контейнера з боку хоста налаштовується за допомогою механізму монтування томів (volumes) або прив'язки директорій (bind mounts) через параметр -v або --mount під час запуску контейнера, наприклад: docker run -v /host/path:/container/path image. Крім того, доступ усередину вже запущеного контейнера можна отримати командою docker exec -it &lt;container&gt; bash, як це зроблено в цій роботі для редагування файлу index.html.</w:t>
+      </w:r>
     </w:p>
     <w:p>
       <w:pPr>
@@ -2700,6 +3273,13 @@
           <w:szCs w:val="28"/>
         </w:rPr>
       </w:pPr>
+      <w:r>
+        <w:rPr>
+          <w:sz w:val="28"/>
+          <w:szCs w:val="28"/>
+        </w:rPr>
+        <w:t>У роботі використано команди встановлення пакетів sudo dpkg -i, керування службою sudo systemctl start/status docker, створення та запуску контейнера sudo docker run -d --name my-web -p 8080:80 nginx, перегляду списку контейнерів sudo docker ps, входу всередину контейнера sudo docker exec -it my-web bash, редагування файлу командою echo ... &gt;, а також керування станом контейнера командами sudo docker start my-web та sudo docker stop my-web.</w:t>
+      </w:r>
     </w:p>
     <w:p>
       <w:pPr>
@@ -2741,6 +3321,13 @@
           <w:szCs w:val="28"/>
         </w:rPr>
       </w:pPr>
+      <w:r>
+        <w:rPr>
+          <w:sz w:val="28"/>
+          <w:szCs w:val="28"/>
+        </w:rPr>
+        <w:t>Доступ до вебсайту всередині контейнера відкривається шляхом прокидання (публікації) порту контейнера на порт хост-машини за допомогою параметра -p host_port:container_port під час запуску контейнера, наприклад -p 8080:80, як це зроблено в цій роботі. Це дозволяє звертатися до вебсервера контейнера через IP-адресу та порт хоста як з самої машини (localhost), так і з інших пристроїв локальної мережі.</w:t>
+      </w:r>
     </w:p>
     <w:p>
       <w:pPr>
@@ -2782,6 +3369,44 @@
           <w:szCs w:val="28"/>
         </w:rPr>
       </w:pPr>
+      <w:r>
+        <w:rPr>
+          <w:sz w:val="28"/>
+          <w:szCs w:val="28"/>
+        </w:rPr>
+        <w:t>П</w:t>
+      </w:r>
+      <w:r>
+        <w:rPr>
+          <w:sz w:val="28"/>
+          <w:szCs w:val="28"/>
+        </w:rPr>
+        <w:t xml:space="preserve">рисвоєння назви контейнеру (параметр --name) значно спрощує подальше керування ним </w:t>
+      </w:r>
+      <w:r>
+        <w:rPr>
+          <w:sz w:val="28"/>
+          <w:szCs w:val="28"/>
+        </w:rPr>
+        <w:t>–</w:t>
+      </w:r>
+      <w:bookmarkStart w:id="0" w:name="_GoBack"/>
+      <w:bookmarkEnd w:id="0"/>
+      <w:r>
+        <w:rPr>
+          <w:sz w:val="28"/>
+          <w:szCs w:val="28"/>
+        </w:rPr>
+        <w:t xml:space="preserve"> можна звертатися до контейнера за зрозумілим іменем </w:t>
+      </w:r>
+      <w:r>
+        <w:rPr>
+          <w:sz w:val="28"/>
+          <w:szCs w:val="28"/>
+        </w:rPr>
+        <w:lastRenderedPageBreak/>
+        <w:t>(наприклад, my-web) замість автоматично згенерованого випадкового ідентифікатора чи повного хеша, що особливо зручно при виконанні команд start, stop, exec чи logs.</w:t>
+      </w:r>
     </w:p>
     <w:p>
       <w:pPr>
@@ -2808,7 +3433,6 @@
           <w:sz w:val="28"/>
           <w:szCs w:val="28"/>
         </w:rPr>
-        <w:lastRenderedPageBreak/>
         <w:t>Яким чином можна переглянути перелік працюючих контейнерів Docker?</w:t>
       </w:r>
     </w:p>
@@ -2824,19 +3448,13 @@
           <w:szCs w:val="28"/>
         </w:rPr>
       </w:pPr>
-    </w:p>
-    <w:p>
-      <w:pPr>
-        <w:spacing w:line="360" w:lineRule="auto"/>
-        <w:ind w:leftChars="0" w:left="0" w:firstLineChars="251" w:firstLine="703"/>
-        <w:contextualSpacing/>
-        <w:jc w:val="both"/>
-        <w:outlineLvl w:val="9"/>
-        <w:rPr>
-          <w:sz w:val="28"/>
-          <w:szCs w:val="28"/>
-        </w:rPr>
-      </w:pPr>
+      <w:r>
+        <w:rPr>
+          <w:sz w:val="28"/>
+          <w:szCs w:val="28"/>
+        </w:rPr>
+        <w:t>Перелік запущених контейнерів переглядається командою docker ps, яка виводить їхні ідентифікатори, використані образи, статус, час роботи та прокинуті порти. Для перегляду всіх контейнерів, включно із зупиненими, використовується команда docker ps -a.</w:t>
+      </w:r>
     </w:p>
     <w:p>
       <w:pPr>
@@ -2882,8 +3500,6 @@
         </w:rPr>
         <w:t xml:space="preserve"> </w:t>
       </w:r>
-      <w:bookmarkStart w:id="0" w:name="_GoBack"/>
-      <w:bookmarkEnd w:id="0"/>
       <w:r>
         <w:rPr>
           <w:sz w:val="28"/>
@@ -2893,7 +3509,7 @@
       </w:r>
     </w:p>
     <w:sectPr>
-      <w:footerReference w:type="even" r:id="rId19"/>
+      <w:footerReference w:type="even" r:id="rId18"/>
       <w:pgSz w:w="11906" w:h="16838"/>
       <w:pgMar w:top="1134" w:right="567" w:bottom="1134" w:left="1418" w:header="709" w:footer="709" w:gutter="0"/>
       <w:pgNumType w:start="1"/>
@@ -8833,7 +9449,7 @@
 </file>
 
 <file path=customXml/itemProps2.xml><?xml version="1.0" encoding="utf-8"?>
-<ds:datastoreItem xmlns:ds="http://schemas.openxmlformats.org/officeDocument/2006/customXml" ds:itemID="{27DD943C-8041-474A-949F-8B4ED3D152F5}">
+<ds:datastoreItem xmlns:ds="http://schemas.openxmlformats.org/officeDocument/2006/customXml" ds:itemID="{87EDDA94-D905-4ED7-8526-2EFE5233A2CA}">
   <ds:schemaRefs>
     <ds:schemaRef ds:uri="http://schemas.openxmlformats.org/officeDocument/2006/bibliography"/>
   </ds:schemaRefs>
